--- a/docs/docx/10-테스트-계획.docx
+++ b/docs/docx/10-테스트-계획.docx
@@ -2018,7 +2018,199 @@
     </w:p>
     <w:p>
       <w:r>
-        <w:t>오늘·소리여행·부모 세 화면·설정·루틴 시트를 시안 SVG와 나란히 놓고 색·위치·크기를 확인했습니다. 루틴 길만 새 디자인이고 나머지는 같게 맞췄습니다.</w:t>
+        <w:t>시안 SVG와 앱을 같은 폭으로 찍어 좌우로 붙인 비교 이미지를 화면마다 만들어 확인합니다(오늘, 루틴 시트 2종, 소리여행, 부모 오늘·주간·월간, 설정).</w:t>
+      </w:r>
+    </w:p>
+    <w:tbl>
+      <w:tblPr>
+        <w:tblStyle w:val="TableGrid"/>
+        <w:tblW w:type="auto" w:w="0"/>
+        <w:tblLook w:firstColumn="1" w:firstRow="1" w:lastColumn="0" w:lastRow="0" w:noHBand="0" w:noVBand="1" w:val="04A0"/>
+      </w:tblPr>
+      <w:tblGrid>
+        <w:gridCol w:w="4986"/>
+        <w:gridCol w:w="4986"/>
+      </w:tblGrid>
+      <w:tr>
+        <w:tc>
+          <w:tcPr>
+            <w:tcW w:type="dxa" w:w="4986"/>
+            <w:shd w:val="clear" w:color="auto" w:fill="E9EFEB"/>
+          </w:tcPr>
+          <w:p>
+            <w:r>
+              <w:rPr>
+                <w:b/>
+              </w:rPr>
+            </w:r>
+            <w:r>
+              <w:rPr>
+                <w:b/>
+                <w:sz w:val="18"/>
+              </w:rPr>
+              <w:t>단계</w:t>
+            </w:r>
+          </w:p>
+        </w:tc>
+        <w:tc>
+          <w:tcPr>
+            <w:tcW w:type="dxa" w:w="4986"/>
+            <w:shd w:val="clear" w:color="auto" w:fill="E9EFEB"/>
+          </w:tcPr>
+          <w:p>
+            <w:r>
+              <w:rPr>
+                <w:b/>
+              </w:rPr>
+            </w:r>
+            <w:r>
+              <w:rPr>
+                <w:b/>
+                <w:sz w:val="18"/>
+              </w:rPr>
+              <w:t>방법</w:t>
+            </w:r>
+          </w:p>
+        </w:tc>
+      </w:tr>
+      <w:tr>
+        <w:tc>
+          <w:tcPr>
+            <w:tcW w:type="dxa" w:w="4986"/>
+          </w:tcPr>
+          <w:p>
+            <w:r/>
+            <w:r>
+              <w:rPr>
+                <w:sz w:val="18"/>
+              </w:rPr>
+              <w:t>도형</w:t>
+            </w:r>
+          </w:p>
+        </w:tc>
+        <w:tc>
+          <w:tcPr>
+            <w:tcW w:type="dxa" w:w="4986"/>
+          </w:tcPr>
+          <w:p>
+            <w:r/>
+            <w:r>
+              <w:rPr>
+                <w:sz w:val="18"/>
+              </w:rPr>
+              <w:t xml:space="preserve">시안 SVG의 모든 도형을 브라우저에서 </w:t>
+            </w:r>
+            <w:r>
+              <w:rPr>
+                <w:rFonts w:ascii="Consolas" w:hAnsi="Consolas" w:eastAsia="Consolas"/>
+                <w:sz w:val="18"/>
+              </w:rPr>
+              <w:t>getBBox()</w:t>
+            </w:r>
+            <w:r>
+              <w:rPr>
+                <w:sz w:val="18"/>
+              </w:rPr>
+              <w:t>로 읽어 좌표·크기·색 표를 만든다</w:t>
+            </w:r>
+          </w:p>
+        </w:tc>
+      </w:tr>
+      <w:tr>
+        <w:tc>
+          <w:tcPr>
+            <w:tcW w:type="dxa" w:w="4986"/>
+          </w:tcPr>
+          <w:p>
+            <w:r/>
+            <w:r>
+              <w:rPr>
+                <w:sz w:val="18"/>
+              </w:rPr>
+              <w:t>글자</w:t>
+            </w:r>
+          </w:p>
+        </w:tc>
+        <w:tc>
+          <w:tcPr>
+            <w:tcW w:type="dxa" w:w="4986"/>
+          </w:tcPr>
+          <w:p>
+            <w:r/>
+            <w:r>
+              <w:rPr>
+                <w:sz w:val="18"/>
+              </w:rPr>
+              <w:t>시안의 글자는 윤곽선이라, 후보 글꼴로 같은 문장을 그려 잉크 폭·높이가 맞는 크기를 찾는다</w:t>
+            </w:r>
+          </w:p>
+        </w:tc>
+      </w:tr>
+      <w:tr>
+        <w:tc>
+          <w:tcPr>
+            <w:tcW w:type="dxa" w:w="4986"/>
+          </w:tcPr>
+          <w:p>
+            <w:r/>
+            <w:r>
+              <w:rPr>
+                <w:sz w:val="18"/>
+              </w:rPr>
+              <w:t>캐릭터</w:t>
+            </w:r>
+          </w:p>
+        </w:tc>
+        <w:tc>
+          <w:tcPr>
+            <w:tcW w:type="dxa" w:w="4986"/>
+          </w:tcPr>
+          <w:p>
+            <w:r/>
+            <w:r>
+              <w:rPr>
+                <w:sz w:val="18"/>
+              </w:rPr>
+              <w:t>SVG에 박힌 PNG의 투명 여백을 걷어 내 실제 그림 영역을 계산한다</w:t>
+            </w:r>
+          </w:p>
+        </w:tc>
+      </w:tr>
+      <w:tr>
+        <w:tc>
+          <w:tcPr>
+            <w:tcW w:type="dxa" w:w="4986"/>
+          </w:tcPr>
+          <w:p>
+            <w:r/>
+            <w:r>
+              <w:rPr>
+                <w:sz w:val="18"/>
+              </w:rPr>
+              <w:t>확인</w:t>
+            </w:r>
+          </w:p>
+        </w:tc>
+        <w:tc>
+          <w:tcPr>
+            <w:tcW w:type="dxa" w:w="4986"/>
+          </w:tcPr>
+          <w:p>
+            <w:r/>
+            <w:r>
+              <w:rPr>
+                <w:sz w:val="18"/>
+              </w:rPr>
+              <w:t>고친 뒤 다시 찍어 붙여 어긋난 곳을 본다</w:t>
+            </w:r>
+          </w:p>
+        </w:tc>
+      </w:tr>
+    </w:tbl>
+    <w:p/>
+    <w:p>
+      <w:r>
+        <w:t>루틴 길만 새 디자인이고, 설정의 추가 줄 3개(알림 시간·저녁 리마인드·하잉RTA)와 주간 표의 화살표는 합의된 차이입니다.</w:t>
       </w:r>
     </w:p>
     <w:p>

--- a/docs/docx/10-테스트-계획.docx
+++ b/docs/docx/10-테스트-계획.docx
@@ -1549,7 +1549,7 @@
               <w:rPr>
                 <w:sz w:val="18"/>
               </w:rPr>
-              <w:t>시작을 누르면 유튜브가 열리고 시간이 흐른다. 앱을 닫았다 열어도 이어진다</w:t>
+              <w:t>시작을 누르면 시트 안에서 영상이 재생되고 시간이 흐른다. 멈추면 시간도 멈춘다. 시트를 닫으면 함께 멈춘다</w:t>
             </w:r>
           </w:p>
         </w:tc>
